--- a/samples/networkchecker-report.docx
+++ b/samples/networkchecker-report.docx
@@ -26,7 +26,7 @@
           <w:color w:val="6B7C8F"/>
           <w:sz w:val="18"/>
         </w:rPr>
-        <w:t xml:space="preserve">29.10.2026 15:31 · Debian GNU/Linux 13 (trixie)</w:t>
+        <w:t xml:space="preserve">29.10.2026 20:54 · Debian GNU/Linux 13 (trixie)</w:t>
       </w:r>
     </w:p>
     <w:p>
@@ -1372,21 +1372,21 @@
           <w:color w:val="1A2028"/>
           <w:sz w:val="19"/>
         </w:rPr>
-        <w:t xml:space="preserve">• Внешний адрес (UDP): 35.247.94.103 (адрес, который видит NAT для UDP)</w:t>
-      </w:r>
-    </w:p>
-    <w:p>
-      <w:pPr>
-        <w:spacing w:after="60"/>
-        <w:ind w:left="360"/>
-      </w:pPr>
-      <w:r>
-        <w:rPr>
-          <w:rFonts w:ascii="Calibri" w:hAnsi="Calibri" w:cs="Calibri"/>
-          <w:color w:val="1A2028"/>
-          <w:sz w:val="19"/>
-        </w:rPr>
-        <w:t xml:space="preserve">• Внешний адрес (TCP): 35.247.94.103 (адрес для HTTP(S))</w:t>
+        <w:t xml:space="preserve">• Внешний адрес (UDP): 8.235.75.40 (адрес, который видит NAT для UDP)</w:t>
+      </w:r>
+    </w:p>
+    <w:p>
+      <w:pPr>
+        <w:spacing w:after="60"/>
+        <w:ind w:left="360"/>
+      </w:pPr>
+      <w:r>
+        <w:rPr>
+          <w:rFonts w:ascii="Calibri" w:hAnsi="Calibri" w:cs="Calibri"/>
+          <w:color w:val="1A2028"/>
+          <w:sz w:val="19"/>
+        </w:rPr>
+        <w:t xml:space="preserve">• Внешний адрес (TCP): 8.235.75.40 (адрес для HTTP(S))</w:t>
       </w:r>
     </w:p>
     <w:p>
@@ -1428,7 +1428,7 @@
           <w:color w:val="6B7C8F"/>
           <w:sz w:val="17"/>
         </w:rPr>
-        <w:t xml:space="preserve">stun.l.google.com:19302=37294, stun.cloudflare.com:3478=60976, stun.sipnet.ru:3478=36968</w:t>
+        <w:t xml:space="preserve">stun.l.google.com:19302=40261, stun.cloudflare.com:3478=32892, stun.sipnet.ru:3478=36196</w:t>
       </w:r>
     </w:p>
     <w:p>
@@ -1565,7 +1565,7 @@
           <w:color w:val="6B7C8F"/>
           <w:sz w:val="19"/>
         </w:rPr>
-        <w:t xml:space="preserve">Замеряли скорость отклика до российских и зарубежных сайтов. Чисто. Находок: 1, время: 2.1 с.</w:t>
+        <w:t xml:space="preserve">Замеряли скорость отклика до российских и зарубежных сайтов. Чисто. Находок: 1, время: 2.2 с.</w:t>
       </w:r>
     </w:p>
     <w:p>
@@ -1593,7 +1593,7 @@
           <w:color w:val="1A2028"/>
           <w:sz w:val="19"/>
         </w:rPr>
-        <w:t xml:space="preserve">• Иностранные медиана: 1 мс (1.1.1.1, 8.8.8.8, 9.9.9.9, cloudflare.com)</w:t>
+        <w:t xml:space="preserve">• Иностранные медиана: 0 мс (1.1.1.1, 8.8.8.8, 9.9.9.9, cloudflare.com)</w:t>
       </w:r>
     </w:p>
     <w:p>
@@ -1732,7 +1732,7 @@
           <w:color w:val="1A2028"/>
           <w:sz w:val="19"/>
         </w:rPr>
-        <w:t xml:space="preserve">• TCP :443 1.1.1.1: 1 мс</w:t>
+        <w:t xml:space="preserve">• TCP :443 1.1.1.1: 11 мс</w:t>
       </w:r>
     </w:p>
     <w:p>
@@ -1774,7 +1774,7 @@
           <w:color w:val="1A2028"/>
           <w:sz w:val="19"/>
         </w:rPr>
-        <w:t xml:space="preserve">• Внешний IP: 35.247.94.103</w:t>
+        <w:t xml:space="preserve">• Внешний IP: 8.235.75.40</w:t>
       </w:r>
     </w:p>
     <w:p>

--- a/samples/networkchecker-report.docx
+++ b/samples/networkchecker-report.docx
@@ -26,7 +26,7 @@
           <w:color w:val="6B7C8F"/>
           <w:sz w:val="18"/>
         </w:rPr>
-        <w:t xml:space="preserve">29.10.2026 20:54 · Debian GNU/Linux 13 (trixie)</w:t>
+        <w:t xml:space="preserve">29.10.2026 21:31 · Debian GNU/Linux 13 (trixie)</w:t>
       </w:r>
     </w:p>
     <w:p>
@@ -1428,7 +1428,7 @@
           <w:color w:val="6B7C8F"/>
           <w:sz w:val="17"/>
         </w:rPr>
-        <w:t xml:space="preserve">stun.l.google.com:19302=40261, stun.cloudflare.com:3478=32892, stun.sipnet.ru:3478=36196</w:t>
+        <w:t xml:space="preserve">stun.l.google.com:19302=38858, stun.cloudflare.com:3478=53376, stun.sipnet.ru:3478=55583</w:t>
       </w:r>
     </w:p>
     <w:p>
@@ -1607,7 +1607,7 @@
           <w:color w:val="1A2028"/>
           <w:sz w:val="19"/>
         </w:rPr>
-        <w:t xml:space="preserve">• Разница: +1 мс (RU минус иностранные)</w:t>
+        <w:t xml:space="preserve">• Разница: +2 мс (RU минус иностранные)</w:t>
       </w:r>
     </w:p>
     <w:p>
@@ -1704,7 +1704,7 @@
           <w:color w:val="1A2028"/>
           <w:sz w:val="19"/>
         </w:rPr>
-        <w:t xml:space="preserve">• TCP :443 8.8.8.8: 2 мс</w:t>
+        <w:t xml:space="preserve">• TCP :443 8.8.8.8: 1 мс</w:t>
       </w:r>
     </w:p>
     <w:p>
@@ -1732,7 +1732,7 @@
           <w:color w:val="1A2028"/>
           <w:sz w:val="19"/>
         </w:rPr>
-        <w:t xml:space="preserve">• TCP :443 1.1.1.1: 11 мс</w:t>
+        <w:t xml:space="preserve">• TCP :443 1.1.1.1: 0 мс</w:t>
       </w:r>
     </w:p>
     <w:p>

--- a/samples/networkchecker-report.docx
+++ b/samples/networkchecker-report.docx
@@ -26,7 +26,7 @@
           <w:color w:val="6B7C8F"/>
           <w:sz w:val="18"/>
         </w:rPr>
-        <w:t xml:space="preserve">29.10.2026 21:31 · Debian GNU/Linux 13 (trixie)</w:t>
+        <w:t xml:space="preserve">29.10.2026 21:54 · Debian GNU/Linux 13 (trixie)</w:t>
       </w:r>
     </w:p>
     <w:p>
@@ -67,7 +67,7 @@
           <w:color w:val="1A2028"/>
           <w:sz w:val="21"/>
         </w:rPr>
-        <w:t xml:space="preserve">Признаков того, что трафик куда-то перенаправляют, не нашлось: ни туннелей, ни прокси, ни программ для обхода. Так выглядит обычное домашнее подключение.</w:t>
+        <w:t xml:space="preserve">В доступных данных не найдено признаков туннелей, прокси или программ обхода. Эти проверки не дают полной гарантии. Правда, 3 проверок пропущены или не смогли отработать — часть картины неизвестна.</w:t>
       </w:r>
     </w:p>
     <w:p>
@@ -80,7 +80,7 @@
           <w:color w:val="44546A"/>
           <w:sz w:val="20"/>
         </w:rPr>
-        <w:t xml:space="preserve">Что делать: Делать ничего не нужно. Если интернет работает медленно или что-то не открывается — причина не в VPN.</w:t>
+        <w:t xml:space="preserve">Что делать: Если интернет работает медленно или что-то не открывается, нужны дополнительные проверки; этот результат не исключает VPN.</w:t>
       </w:r>
     </w:p>
     <w:p>
@@ -1428,7 +1428,7 @@
           <w:color w:val="6B7C8F"/>
           <w:sz w:val="17"/>
         </w:rPr>
-        <w:t xml:space="preserve">stun.l.google.com:19302=38858, stun.cloudflare.com:3478=53376, stun.sipnet.ru:3478=55583</w:t>
+        <w:t xml:space="preserve">stun.l.google.com:19302=58434, stun.cloudflare.com:3478=59428, stun.sipnet.ru:3478=38227</w:t>
       </w:r>
     </w:p>
     <w:p>
@@ -1565,7 +1565,7 @@
           <w:color w:val="6B7C8F"/>
           <w:sz w:val="19"/>
         </w:rPr>
-        <w:t xml:space="preserve">Замеряли скорость отклика до российских и зарубежных сайтов. Чисто. Находок: 1, время: 2.2 с.</w:t>
+        <w:t xml:space="preserve">Замеряли скорость отклика до российских и зарубежных сайтов. Чисто. Находок: 1, время: 2.5 с.</w:t>
       </w:r>
     </w:p>
     <w:p>
@@ -1593,21 +1593,21 @@
           <w:color w:val="1A2028"/>
           <w:sz w:val="19"/>
         </w:rPr>
-        <w:t xml:space="preserve">• Иностранные медиана: 0 мс (1.1.1.1, 8.8.8.8, 9.9.9.9, cloudflare.com)</w:t>
-      </w:r>
-    </w:p>
-    <w:p>
-      <w:pPr>
-        <w:spacing w:after="60"/>
-        <w:ind w:left="360"/>
-      </w:pPr>
-      <w:r>
-        <w:rPr>
-          <w:rFonts w:ascii="Calibri" w:hAnsi="Calibri" w:cs="Calibri"/>
-          <w:color w:val="1A2028"/>
-          <w:sz w:val="19"/>
-        </w:rPr>
-        <w:t xml:space="preserve">• Разница: +2 мс (RU минус иностранные)</w:t>
+        <w:t xml:space="preserve">• Иностранные медиана: 1 мс (1.1.1.1, 8.8.8.8, 9.9.9.9, cloudflare.com)</w:t>
+      </w:r>
+    </w:p>
+    <w:p>
+      <w:pPr>
+        <w:spacing w:after="60"/>
+        <w:ind w:left="360"/>
+      </w:pPr>
+      <w:r>
+        <w:rPr>
+          <w:rFonts w:ascii="Calibri" w:hAnsi="Calibri" w:cs="Calibri"/>
+          <w:color w:val="1A2028"/>
+          <w:sz w:val="19"/>
+        </w:rPr>
+        <w:t xml:space="preserve">• Разница: +1 мс (RU минус иностранные)</w:t>
       </w:r>
     </w:p>
     <w:p>
@@ -1802,7 +1802,7 @@
           <w:color w:val="1A2028"/>
           <w:sz w:val="19"/>
         </w:rPr>
-        <w:t xml:space="preserve">• Длительность: 2.2 с</w:t>
+        <w:t xml:space="preserve">• Длительность: 2.5 с</w:t>
       </w:r>
     </w:p>
     <w:p>

--- a/samples/networkchecker-report.docx
+++ b/samples/networkchecker-report.docx
@@ -26,7 +26,7 @@
           <w:color w:val="6B7C8F"/>
           <w:sz w:val="18"/>
         </w:rPr>
-        <w:t xml:space="preserve">29.10.2026 21:54 · Debian GNU/Linux 13 (trixie)</w:t>
+        <w:t xml:space="preserve">29.10.2026 22:37 · Debian GNU/Linux 13 (trixie)</w:t>
       </w:r>
     </w:p>
     <w:p>
@@ -50,11 +50,11 @@
       <w:r>
         <w:rPr>
           <w:rFonts w:ascii="Calibri" w:hAnsi="Calibri" w:cs="Calibri"/>
-          <w:color w:val="1F8A5B"/>
+          <w:color w:val="9A7B13"/>
           <w:sz w:val="26"/>
           <w:b/>
         </w:rPr>
-        <w:t xml:space="preserve">Признаков обхода не обнаружено · 5/100</w:t>
+        <w:t xml:space="preserve">Требуется проверка · индекс 8 / 100</w:t>
       </w:r>
     </w:p>
     <w:p>
@@ -67,7 +67,7 @@
           <w:color w:val="1A2028"/>
           <w:sz w:val="21"/>
         </w:rPr>
-        <w:t xml:space="preserve">В доступных данных не найдено признаков туннелей, прокси или программ обхода. Эти проверки не дают полной гарантии. Правда, 3 проверок пропущены или не смогли отработать — часть картины неизвестна.</w:t>
+        <w:t xml:space="preserve">Нашлись мелочи, которые по отдельности ничего не значат: например, необычный адрес выхода или нестандартная настройка сети. Это не повод для паники, но и не идеально чистая картина. Правда, 7 проверок пропущены или не смогли отработать — часть картины неизвестна.</w:t>
       </w:r>
     </w:p>
     <w:p>
@@ -80,7 +80,7 @@
           <w:color w:val="44546A"/>
           <w:sz w:val="20"/>
         </w:rPr>
-        <w:t xml:space="preserve">Что делать: Если интернет работает медленно или что-то не открывается, нужны дополнительные проверки; этот результат не исключает VPN.</w:t>
+        <w:t xml:space="preserve">Что делать: Переключите тумблер «Подробно» и посмотрите, что помечено жёлтым. Если вы сами ничего не настраивали — такие сигналы могут иметь разные причины, в том числе настройки провайдера или роутера.</w:t>
       </w:r>
     </w:p>
     <w:p>
@@ -108,7 +108,7 @@
           <w:color w:val="1A2028"/>
           <w:sz w:val="19"/>
         </w:rPr>
-        <w:t xml:space="preserve">• Косвенные признаки: DNS туннеля перекрывает системный</w:t>
+        <w:t xml:space="preserve">• Косвенные признаки: DNS-серверы туннельного интерфейса</w:t>
       </w:r>
     </w:p>
     <w:p>
@@ -616,24 +616,24 @@
                 <w:rFonts w:ascii="Calibri" w:hAnsi="Calibri" w:cs="Calibri"/>
                 <w:sz w:val="18"/>
               </w:rPr>
-              <w:t xml:space="preserve">Чисто</w:t>
-            </w:r>
-          </w:p>
-        </w:tc>
-        <w:tc>
-          <w:tcPr>
-            <w:tcW w:type="auto"/>
-          </w:tcPr>
-          <w:p>
-            <w:pPr>
-              <w:spacing w:before="40" w:after="40"/>
-            </w:pPr>
-            <w:r>
-              <w:rPr>
-                <w:rFonts w:ascii="Calibri" w:hAnsi="Calibri" w:cs="Calibri"/>
-                <w:sz w:val="18"/>
-              </w:rPr>
-              <w:t xml:space="preserve">2</w:t>
+              <w:t xml:space="preserve">Пропущено</w:t>
+            </w:r>
+          </w:p>
+        </w:tc>
+        <w:tc>
+          <w:tcPr>
+            <w:tcW w:type="auto"/>
+          </w:tcPr>
+          <w:p>
+            <w:pPr>
+              <w:spacing w:before="40" w:after="40"/>
+            </w:pPr>
+            <w:r>
+              <w:rPr>
+                <w:rFonts w:ascii="Calibri" w:hAnsi="Calibri" w:cs="Calibri"/>
+                <w:sz w:val="18"/>
+              </w:rPr>
+              <w:t xml:space="preserve">1</w:t>
             </w:r>
           </w:p>
         </w:tc>
@@ -756,7 +756,7 @@
                 <w:rFonts w:ascii="Calibri" w:hAnsi="Calibri" w:cs="Calibri"/>
                 <w:sz w:val="18"/>
               </w:rPr>
-              <w:t xml:space="preserve">Чисто</w:t>
+              <w:t xml:space="preserve">Пропущено</w:t>
             </w:r>
           </w:p>
         </w:tc>
@@ -826,7 +826,7 @@
                 <w:rFonts w:ascii="Calibri" w:hAnsi="Calibri" w:cs="Calibri"/>
                 <w:sz w:val="18"/>
               </w:rPr>
-              <w:t xml:space="preserve">Чисто</w:t>
+              <w:t xml:space="preserve">Пропущено</w:t>
             </w:r>
           </w:p>
         </w:tc>
@@ -896,7 +896,7 @@
                 <w:rFonts w:ascii="Calibri" w:hAnsi="Calibri" w:cs="Calibri"/>
                 <w:sz w:val="18"/>
               </w:rPr>
-              <w:t xml:space="preserve">Чисто</w:t>
+              <w:t xml:space="preserve">Пропущено</w:t>
             </w:r>
           </w:p>
         </w:tc>
@@ -1234,7 +1234,7 @@
           <w:color w:val="C26A11"/>
           <w:sz w:val="19"/>
         </w:rPr>
-        <w:t xml:space="preserve">• [внимание] DNS туннеля перекрывает системный — Туннельный адаптер публикует собственные DNS-серверы — трафик резолвинга идёт внутрь туннеля.</w:t>
+        <w:t xml:space="preserve">• [внимание] DNS-серверы туннельного интерфейса — Адаптер публикует DNS-серверы; фактический выбор зависит от маршрутов и политик DNS.</w:t>
       </w:r>
     </w:p>
     <w:p>
@@ -1317,7 +1317,7 @@
           <w:color w:val="1A2028"/>
           <w:sz w:val="19"/>
         </w:rPr>
-        <w:t xml:space="preserve">• [инфо] Локальные прокси не обнаружены — На типовых портах (1080, 1087, 2080, 7890, 8080, 9050...) никто не ответил.</w:t>
+        <w:t xml:space="preserve">• [инфо] Локальные сервисы на проверенных портах не ответили — Это не исключает прокси на других портах или с другой настройкой.</w:t>
       </w:r>
     </w:p>
     <w:p>
@@ -1331,7 +1331,7 @@
           <w:sz w:val="24"/>
           <w:b/>
         </w:rPr>
-        <w:t xml:space="preserve">UDP / STUN-транспорт — Чисто</w:t>
+        <w:t xml:space="preserve">UDP / STUN-транспорт — Пропущено</w:t>
       </w:r>
     </w:p>
     <w:p>
@@ -1344,105 +1344,21 @@
           <w:color w:val="6B7C8F"/>
           <w:sz w:val="19"/>
         </w:rPr>
-        <w:t xml:space="preserve">Проверяли, ходит ли трафик напрямую или только через посредника. Чисто. Находок: 2, время: 0.3 с.</w:t>
-      </w:r>
-    </w:p>
-    <w:p>
-      <w:pPr>
-        <w:spacing w:after="60"/>
-        <w:ind w:left="360"/>
-      </w:pPr>
-      <w:r>
-        <w:rPr>
-          <w:rFonts w:ascii="Calibri" w:hAnsi="Calibri" w:cs="Calibri"/>
-          <w:color w:val="1A2028"/>
-          <w:sz w:val="19"/>
-        </w:rPr>
-        <w:t xml:space="preserve">• STUN-серверов ответило: 3 из 3</w:t>
-      </w:r>
-    </w:p>
-    <w:p>
-      <w:pPr>
-        <w:spacing w:after="60"/>
-        <w:ind w:left="360"/>
-      </w:pPr>
-      <w:r>
-        <w:rPr>
-          <w:rFonts w:ascii="Calibri" w:hAnsi="Calibri" w:cs="Calibri"/>
-          <w:color w:val="1A2028"/>
-          <w:sz w:val="19"/>
-        </w:rPr>
-        <w:t xml:space="preserve">• Внешний адрес (UDP): 8.235.75.40 (адрес, который видит NAT для UDP)</w:t>
-      </w:r>
-    </w:p>
-    <w:p>
-      <w:pPr>
-        <w:spacing w:after="60"/>
-        <w:ind w:left="360"/>
-      </w:pPr>
-      <w:r>
-        <w:rPr>
-          <w:rFonts w:ascii="Calibri" w:hAnsi="Calibri" w:cs="Calibri"/>
-          <w:color w:val="1A2028"/>
-          <w:sz w:val="19"/>
-        </w:rPr>
-        <w:t xml:space="preserve">• Внешний адрес (TCP): 8.235.75.40 (адрес для HTTP(S))</w:t>
-      </w:r>
-    </w:p>
-    <w:p>
-      <w:pPr>
-        <w:spacing w:after="60"/>
-        <w:ind w:left="360"/>
-      </w:pPr>
-      <w:r>
-        <w:rPr>
-          <w:rFonts w:ascii="Calibri" w:hAnsi="Calibri" w:cs="Calibri"/>
-          <w:color w:val="1A2028"/>
-          <w:sz w:val="19"/>
-        </w:rPr>
-        <w:t xml:space="preserve">• Telegram DC (MTProto): доступен</w:t>
-      </w:r>
-    </w:p>
-    <w:p>
-      <w:pPr>
-        <w:spacing w:after="60"/>
-        <w:ind w:left="360"/>
-      </w:pPr>
-      <w:r>
-        <w:rPr>
-          <w:rFonts w:ascii="Calibri" w:hAnsi="Calibri" w:cs="Calibri"/>
-          <w:color w:val="9A7B13"/>
-          <w:sz w:val="19"/>
-        </w:rPr>
-        <w:t xml:space="preserve">• [заметка] STUN-серверы видят разные порты — Разные внешние порты для одного узла — симметричный NAT. Нормально для мобильных операторов, нетипично для домашнего Wi-Fi.</w:t>
-      </w:r>
-    </w:p>
-    <w:p>
-      <w:pPr>
-        <w:spacing w:after="60"/>
-        <w:ind w:left="720"/>
-      </w:pPr>
-      <w:r>
-        <w:rPr>
-          <w:rFonts w:ascii="Calibri" w:hAnsi="Calibri" w:cs="Calibri"/>
-          <w:color w:val="6B7C8F"/>
-          <w:sz w:val="17"/>
-        </w:rPr>
-        <w:t xml:space="preserve">stun.l.google.com:19302=58434, stun.cloudflare.com:3478=59428, stun.sipnet.ru:3478=38227</w:t>
-      </w:r>
-    </w:p>
-    <w:p>
-      <w:pPr>
-        <w:spacing w:after="60"/>
-        <w:ind w:left="360"/>
-      </w:pPr>
-      <w:r>
-        <w:rPr>
-          <w:rFonts w:ascii="Calibri" w:hAnsi="Calibri" w:cs="Calibri"/>
-          <w:color w:val="1A2028"/>
-          <w:sz w:val="19"/>
-        </w:rPr>
-        <w:t xml:space="preserve">• [инфо] UDP-транспорт работает — Ответили 3 STUN-серверов. Голосовые вызовы и QUIC пойдут напрямую.</w:t>
+        <w:t xml:space="preserve">Проверяли, ходит ли трафик напрямую или только через посредника. Пропущено. Находок: 1, время: 0.0 с.</w:t>
+      </w:r>
+    </w:p>
+    <w:p>
+      <w:pPr>
+        <w:spacing w:after="60"/>
+        <w:ind w:left="360"/>
+      </w:pPr>
+      <w:r>
+        <w:rPr>
+          <w:rFonts w:ascii="Calibri" w:hAnsi="Calibri" w:cs="Calibri"/>
+          <w:color w:val="1A2028"/>
+          <w:sz w:val="19"/>
+        </w:rPr>
+        <w:t xml:space="preserve">• [инфо] Офлайн-режим — Внешние сетевые проверки отключены.</w:t>
       </w:r>
     </w:p>
     <w:p>
@@ -1497,7 +1413,7 @@
           <w:sz w:val="24"/>
           <w:b/>
         </w:rPr>
-        <w:t xml:space="preserve">Доступность доменов — Чисто</w:t>
+        <w:t xml:space="preserve">Доступность доменов — Пропущено</w:t>
       </w:r>
     </w:p>
     <w:p>
@@ -1510,35 +1426,21 @@
           <w:color w:val="6B7C8F"/>
           <w:sz w:val="19"/>
         </w:rPr>
-        <w:t xml:space="preserve">Проверяли, открываются ли нужные сайты и на каком шаге ломается. Чисто. Находок: 1, время: 0.4 с.</w:t>
-      </w:r>
-    </w:p>
-    <w:p>
-      <w:pPr>
-        <w:spacing w:after="60"/>
-        <w:ind w:left="360"/>
-      </w:pPr>
-      <w:r>
-        <w:rPr>
-          <w:rFonts w:ascii="Calibri" w:hAnsi="Calibri" w:cs="Calibri"/>
-          <w:color w:val="1A2028"/>
-          <w:sz w:val="19"/>
-        </w:rPr>
-        <w:t xml:space="preserve">• Доступно: 6/6 (example.com, ya.ru, discord.com, rutracker.org, linkedin.com, instagram.com)</w:t>
-      </w:r>
-    </w:p>
-    <w:p>
-      <w:pPr>
-        <w:spacing w:after="60"/>
-        <w:ind w:left="360"/>
-      </w:pPr>
-      <w:r>
-        <w:rPr>
-          <w:rFonts w:ascii="Calibri" w:hAnsi="Calibri" w:cs="Calibri"/>
-          <w:color w:val="1A2028"/>
-          <w:sz w:val="19"/>
-        </w:rPr>
-        <w:t xml:space="preserve">• [инфо] Все проверенные домены доступны — Ни DNS-, ни TCP-, ни TLS-блокировок не обнаружено. Если VPN активен, значит он не даёт заметного выигрыша по этим целям.</w:t>
+        <w:t xml:space="preserve">Проверяли, открываются ли нужные сайты и на каком шаге ломается. Пропущено. Находок: 1, время: 0.0 с.</w:t>
+      </w:r>
+    </w:p>
+    <w:p>
+      <w:pPr>
+        <w:spacing w:after="60"/>
+        <w:ind w:left="360"/>
+      </w:pPr>
+      <w:r>
+        <w:rPr>
+          <w:rFonts w:ascii="Calibri" w:hAnsi="Calibri" w:cs="Calibri"/>
+          <w:color w:val="1A2028"/>
+          <w:sz w:val="19"/>
+        </w:rPr>
+        <w:t xml:space="preserve">• [инфо] Офлайн-режим — Внешние сетевые проверки отключены.</w:t>
       </w:r>
     </w:p>
     <w:p>
@@ -1552,7 +1454,7 @@
           <w:sz w:val="24"/>
           <w:b/>
         </w:rPr>
-        <w:t xml:space="preserve">RTT-триангуляция (β) — Чисто</w:t>
+        <w:t xml:space="preserve">RTT-триангуляция (β) — Пропущено</w:t>
       </w:r>
     </w:p>
     <w:p>
@@ -1565,91 +1467,21 @@
           <w:color w:val="6B7C8F"/>
           <w:sz w:val="19"/>
         </w:rPr>
-        <w:t xml:space="preserve">Замеряли скорость отклика до российских и зарубежных сайтов. Чисто. Находок: 1, время: 2.5 с.</w:t>
-      </w:r>
-    </w:p>
-    <w:p>
-      <w:pPr>
-        <w:spacing w:after="60"/>
-        <w:ind w:left="360"/>
-      </w:pPr>
-      <w:r>
-        <w:rPr>
-          <w:rFonts w:ascii="Calibri" w:hAnsi="Calibri" w:cs="Calibri"/>
-          <w:color w:val="1A2028"/>
-          <w:sz w:val="19"/>
-        </w:rPr>
-        <w:t xml:space="preserve">• RU медиана: 2 мс (ya.ru, mail.ru, vk.com, gosuslugi.ru)</w:t>
-      </w:r>
-    </w:p>
-    <w:p>
-      <w:pPr>
-        <w:spacing w:after="60"/>
-        <w:ind w:left="360"/>
-      </w:pPr>
-      <w:r>
-        <w:rPr>
-          <w:rFonts w:ascii="Calibri" w:hAnsi="Calibri" w:cs="Calibri"/>
-          <w:color w:val="1A2028"/>
-          <w:sz w:val="19"/>
-        </w:rPr>
-        <w:t xml:space="preserve">• Иностранные медиана: 1 мс (1.1.1.1, 8.8.8.8, 9.9.9.9, cloudflare.com)</w:t>
-      </w:r>
-    </w:p>
-    <w:p>
-      <w:pPr>
-        <w:spacing w:after="60"/>
-        <w:ind w:left="360"/>
-      </w:pPr>
-      <w:r>
-        <w:rPr>
-          <w:rFonts w:ascii="Calibri" w:hAnsi="Calibri" w:cs="Calibri"/>
-          <w:color w:val="1A2028"/>
-          <w:sz w:val="19"/>
-        </w:rPr>
-        <w:t xml:space="preserve">• Разница: +1 мс (RU минус иностранные)</w:t>
-      </w:r>
-    </w:p>
-    <w:p>
-      <w:pPr>
-        <w:spacing w:after="60"/>
-        <w:ind w:left="360"/>
-      </w:pPr>
-      <w:r>
-        <w:rPr>
-          <w:rFonts w:ascii="Calibri" w:hAnsi="Calibri" w:cs="Calibri"/>
-          <w:color w:val="1A2028"/>
-          <w:sz w:val="19"/>
-        </w:rPr>
-        <w:t xml:space="preserve">• Потери пакетов: RU 60%, мир 60%</w:t>
-      </w:r>
-    </w:p>
-    <w:p>
-      <w:pPr>
-        <w:spacing w:after="60"/>
-        <w:ind w:left="360"/>
-      </w:pPr>
-      <w:r>
-        <w:rPr>
-          <w:rFonts w:ascii="Calibri" w:hAnsi="Calibri" w:cs="Calibri"/>
-          <w:color w:val="1A2028"/>
-          <w:sz w:val="19"/>
-        </w:rPr>
-        <w:t xml:space="preserve">• Метод измерения: TCP (ICMP заблокирован, часть замеров сделана по TCP :443)</w:t>
-      </w:r>
-    </w:p>
-    <w:p>
-      <w:pPr>
-        <w:spacing w:after="60"/>
-        <w:ind w:left="360"/>
-      </w:pPr>
-      <w:r>
-        <w:rPr>
-          <w:rFonts w:ascii="Calibri" w:hAnsi="Calibri" w:cs="Calibri"/>
-          <w:color w:val="1A2028"/>
-          <w:sz w:val="19"/>
-        </w:rPr>
-        <w:t xml:space="preserve">• [инфо] Задержки симметричны — Разница в пределах нормы: нет признаков «дальнего» маршрута до российских адресов.</w:t>
+        <w:t xml:space="preserve">Замеряли скорость отклика до российских и зарубежных сайтов. Пропущено. Находок: 1, время: 0.0 с.</w:t>
+      </w:r>
+    </w:p>
+    <w:p>
+      <w:pPr>
+        <w:spacing w:after="60"/>
+        <w:ind w:left="360"/>
+      </w:pPr>
+      <w:r>
+        <w:rPr>
+          <w:rFonts w:ascii="Calibri" w:hAnsi="Calibri" w:cs="Calibri"/>
+          <w:color w:val="1A2028"/>
+          <w:sz w:val="19"/>
+        </w:rPr>
+        <w:t xml:space="preserve">• [инфо] Офлайн-режим — Внешние сетевые проверки отключены.</w:t>
       </w:r>
     </w:p>
     <w:p>
@@ -1663,7 +1495,7 @@
           <w:sz w:val="24"/>
           <w:b/>
         </w:rPr>
-        <w:t xml:space="preserve">ICMP-спуфинг (β) — Чисто</w:t>
+        <w:t xml:space="preserve">ICMP-спуфинг (β) — Пропущено</w:t>
       </w:r>
     </w:p>
     <w:p>
@@ -1676,77 +1508,21 @@
           <w:color w:val="6B7C8F"/>
           <w:sz w:val="19"/>
         </w:rPr>
-        <w:t xml:space="preserve">Проверяли, не подделывает ли провайдер ответы сети. Чисто. Находок: 1, время: 0.0 с.</w:t>
-      </w:r>
-    </w:p>
-    <w:p>
-      <w:pPr>
-        <w:spacing w:after="60"/>
-        <w:ind w:left="360"/>
-      </w:pPr>
-      <w:r>
-        <w:rPr>
-          <w:rFonts w:ascii="Calibri" w:hAnsi="Calibri" w:cs="Calibri"/>
-          <w:color w:val="1A2028"/>
-          <w:sz w:val="19"/>
-        </w:rPr>
-        <w:t xml:space="preserve">• ICMP 8.8.8.8: нет ответа</w:t>
-      </w:r>
-    </w:p>
-    <w:p>
-      <w:pPr>
-        <w:spacing w:after="60"/>
-        <w:ind w:left="360"/>
-      </w:pPr>
-      <w:r>
-        <w:rPr>
-          <w:rFonts w:ascii="Calibri" w:hAnsi="Calibri" w:cs="Calibri"/>
-          <w:color w:val="1A2028"/>
-          <w:sz w:val="19"/>
-        </w:rPr>
-        <w:t xml:space="preserve">• TCP :443 8.8.8.8: 1 мс</w:t>
-      </w:r>
-    </w:p>
-    <w:p>
-      <w:pPr>
-        <w:spacing w:after="60"/>
-        <w:ind w:left="360"/>
-      </w:pPr>
-      <w:r>
-        <w:rPr>
-          <w:rFonts w:ascii="Calibri" w:hAnsi="Calibri" w:cs="Calibri"/>
-          <w:color w:val="1A2028"/>
-          <w:sz w:val="19"/>
-        </w:rPr>
-        <w:t xml:space="preserve">• ICMP 1.1.1.1: нет ответа</w:t>
-      </w:r>
-    </w:p>
-    <w:p>
-      <w:pPr>
-        <w:spacing w:after="60"/>
-        <w:ind w:left="360"/>
-      </w:pPr>
-      <w:r>
-        <w:rPr>
-          <w:rFonts w:ascii="Calibri" w:hAnsi="Calibri" w:cs="Calibri"/>
-          <w:color w:val="1A2028"/>
-          <w:sz w:val="19"/>
-        </w:rPr>
-        <w:t xml:space="preserve">• TCP :443 1.1.1.1: 0 мс</w:t>
-      </w:r>
-    </w:p>
-    <w:p>
-      <w:pPr>
-        <w:spacing w:after="60"/>
-        <w:ind w:left="360"/>
-      </w:pPr>
-      <w:r>
-        <w:rPr>
-          <w:rFonts w:ascii="Calibri" w:hAnsi="Calibri" w:cs="Calibri"/>
-          <w:color w:val="1A2028"/>
-          <w:sz w:val="19"/>
-        </w:rPr>
-        <w:t xml:space="preserve">• [инфо] Аномалий ICMP не обнаружено</w:t>
+        <w:t xml:space="preserve">Проверяли, не подделывает ли провайдер ответы сети. Пропущено. Находок: 1, время: 0.0 с.</w:t>
+      </w:r>
+    </w:p>
+    <w:p>
+      <w:pPr>
+        <w:spacing w:after="60"/>
+        <w:ind w:left="360"/>
+      </w:pPr>
+      <w:r>
+        <w:rPr>
+          <w:rFonts w:ascii="Calibri" w:hAnsi="Calibri" w:cs="Calibri"/>
+          <w:color w:val="1A2028"/>
+          <w:sz w:val="19"/>
+        </w:rPr>
+        <w:t xml:space="preserve">• [инфо] Офлайн-режим — Внешние сетевые проверки отключены.</w:t>
       </w:r>
     </w:p>
     <w:p>
@@ -1774,35 +1550,35 @@
           <w:color w:val="1A2028"/>
           <w:sz w:val="19"/>
         </w:rPr>
-        <w:t xml:space="preserve">• Внешний IP: 8.235.75.40</w:t>
-      </w:r>
-    </w:p>
-    <w:p>
-      <w:pPr>
-        <w:spacing w:after="60"/>
-        <w:ind w:left="360"/>
-      </w:pPr>
-      <w:r>
-        <w:rPr>
-          <w:rFonts w:ascii="Calibri" w:hAnsi="Calibri" w:cs="Calibri"/>
-          <w:color w:val="1A2028"/>
-          <w:sz w:val="19"/>
-        </w:rPr>
-        <w:t xml:space="preserve">• Наблюдений по IP: 4</w:t>
-      </w:r>
-    </w:p>
-    <w:p>
-      <w:pPr>
-        <w:spacing w:after="60"/>
-        <w:ind w:left="360"/>
-      </w:pPr>
-      <w:r>
-        <w:rPr>
-          <w:rFonts w:ascii="Calibri" w:hAnsi="Calibri" w:cs="Calibri"/>
-          <w:color w:val="1A2028"/>
-          <w:sz w:val="19"/>
-        </w:rPr>
-        <w:t xml:space="preserve">• Длительность: 2.5 с</w:t>
+        <w:t xml:space="preserve">• Внешний IP: нет данных</w:t>
+      </w:r>
+    </w:p>
+    <w:p>
+      <w:pPr>
+        <w:spacing w:after="60"/>
+        <w:ind w:left="360"/>
+      </w:pPr>
+      <w:r>
+        <w:rPr>
+          <w:rFonts w:ascii="Calibri" w:hAnsi="Calibri" w:cs="Calibri"/>
+          <w:color w:val="1A2028"/>
+          <w:sz w:val="19"/>
+        </w:rPr>
+        <w:t xml:space="preserve">• Наблюдений по IP: 0</w:t>
+      </w:r>
+    </w:p>
+    <w:p>
+      <w:pPr>
+        <w:spacing w:after="60"/>
+        <w:ind w:left="360"/>
+      </w:pPr>
+      <w:r>
+        <w:rPr>
+          <w:rFonts w:ascii="Calibri" w:hAnsi="Calibri" w:cs="Calibri"/>
+          <w:color w:val="1A2028"/>
+          <w:sz w:val="19"/>
+        </w:rPr>
+        <w:t xml:space="preserve">• Длительность: 0.0 с</w:t>
       </w:r>
     </w:p>
     <w:p>
